--- a/public/nominatif-format-kakanwil.docx
+++ b/public/nominatif-format-kakanwil.docx
@@ -45,7 +45,7 @@
           <w:sz w:val="18"/>
           <w:szCs w:val="18"/>
         </w:rPr>
-        <w:t>KANTOR WILAYAH KEMENTERIAN HAJI DAN UMRAH PROVINSI JAWA BARAT</w:t>
+        <w:t>{namaKantor}</w:t>
       </w:r>
     </w:p>
     <w:p>
@@ -64,15 +64,15 @@
           <w:sz w:val="18"/>
           <w:szCs w:val="18"/>
         </w:rPr>
-        <w:t>TAHUN 202</w:t>
-      </w:r>
-      <w:r>
-        <w:rPr>
-          <w:rFonts w:ascii="Arial" w:hAnsi="Arial" w:cs="Arial"/>
-          <w:sz w:val="18"/>
-          <w:szCs w:val="18"/>
-        </w:rPr>
-        <w:t>6</w:t>
+        <w:t xml:space="preserve">TAHUN </w:t>
+      </w:r>
+      <w:r>
+        <w:rPr>
+          <w:rFonts w:ascii="Arial" w:hAnsi="Arial" w:cs="Arial"/>
+          <w:sz w:val="18"/>
+          <w:szCs w:val="18"/>
+        </w:rPr>
+        <w:t>{tahun}</w:t>
       </w:r>
     </w:p>
     <w:p>
@@ -95,67 +95,21 @@
           <w:szCs w:val="18"/>
         </w:rPr>
       </w:pPr>
-      <w:proofErr w:type="spellStart"/>
-      <w:r>
-        <w:rPr>
-          <w:rFonts w:ascii="Arial" w:hAnsi="Arial" w:cs="Arial"/>
-          <w:sz w:val="18"/>
-          <w:szCs w:val="18"/>
-        </w:rPr>
-        <w:t>Nomor</w:t>
-      </w:r>
-      <w:proofErr w:type="spellEnd"/>
-      <w:r>
-        <w:rPr>
-          <w:rFonts w:ascii="Arial" w:hAnsi="Arial" w:cs="Arial"/>
-          <w:sz w:val="18"/>
-          <w:szCs w:val="18"/>
-        </w:rPr>
-        <w:t xml:space="preserve"> Surat </w:t>
-      </w:r>
-      <w:proofErr w:type="spellStart"/>
-      <w:r>
-        <w:rPr>
-          <w:rFonts w:ascii="Arial" w:hAnsi="Arial" w:cs="Arial"/>
-          <w:sz w:val="18"/>
-          <w:szCs w:val="18"/>
-        </w:rPr>
-        <w:t>Tugas</w:t>
-      </w:r>
-      <w:proofErr w:type="spellEnd"/>
-      <w:r>
-        <w:rPr>
-          <w:rFonts w:ascii="Arial" w:hAnsi="Arial" w:cs="Arial"/>
-          <w:sz w:val="18"/>
-          <w:szCs w:val="18"/>
-        </w:rPr>
-        <w:t xml:space="preserve"> : </w:t>
-      </w:r>
-      <w:r>
-        <w:rPr>
-          <w:rFonts w:ascii="Arial" w:hAnsi="Arial" w:cs="Arial"/>
-          <w:sz w:val="18"/>
-          <w:szCs w:val="18"/>
-        </w:rPr>
-        <w:t>{</w:t>
-      </w:r>
-      <w:proofErr w:type="spellStart"/>
-      <w:r>
-        <w:rPr>
-          <w:rFonts w:ascii="Arial" w:hAnsi="Arial" w:cs="Arial"/>
-          <w:sz w:val="18"/>
-          <w:szCs w:val="18"/>
-        </w:rPr>
-        <w:t>noSurat</w:t>
-      </w:r>
-      <w:proofErr w:type="spellEnd"/>
-      <w:r>
-        <w:rPr>
-          <w:rFonts w:ascii="Arial" w:hAnsi="Arial" w:cs="Arial"/>
-          <w:sz w:val="18"/>
-          <w:szCs w:val="18"/>
-        </w:rPr>
-        <w:t>}</w:t>
+      <w:r>
+        <w:rPr>
+          <w:rFonts w:ascii="Arial" w:hAnsi="Arial" w:cs="Arial"/>
+          <w:sz w:val="18"/>
+          <w:szCs w:val="18"/>
+        </w:rPr>
+        <w:t xml:space="preserve">Nomor Surat Tugas : </w:t>
+      </w:r>
+      <w:r>
+        <w:rPr>
+          <w:rFonts w:ascii="Arial" w:hAnsi="Arial" w:cs="Arial"/>
+          <w:sz w:val="18"/>
+          <w:szCs w:val="18"/>
+        </w:rPr>
+        <w:t>{noSurat}</w:t>
       </w:r>
     </w:p>
     <w:p>
@@ -167,49 +121,21 @@
           <w:szCs w:val="18"/>
         </w:rPr>
       </w:pPr>
-      <w:proofErr w:type="spellStart"/>
-      <w:r>
-        <w:rPr>
-          <w:rFonts w:ascii="Arial" w:hAnsi="Arial" w:cs="Arial"/>
-          <w:sz w:val="18"/>
-          <w:szCs w:val="18"/>
-        </w:rPr>
-        <w:t>Tanggal</w:t>
-      </w:r>
-      <w:proofErr w:type="spellEnd"/>
-      <w:r>
-        <w:rPr>
-          <w:rFonts w:ascii="Arial" w:hAnsi="Arial" w:cs="Arial"/>
-          <w:sz w:val="18"/>
-          <w:szCs w:val="18"/>
-        </w:rPr>
-        <w:t xml:space="preserve"> : </w:t>
-      </w:r>
-      <w:r>
-        <w:rPr>
-          <w:rFonts w:ascii="Arial" w:hAnsi="Arial" w:cs="Arial"/>
-          <w:sz w:val="18"/>
-          <w:szCs w:val="18"/>
-        </w:rPr>
-        <w:t>{</w:t>
-      </w:r>
-      <w:proofErr w:type="spellStart"/>
-      <w:r>
-        <w:rPr>
-          <w:rFonts w:ascii="Arial" w:hAnsi="Arial" w:cs="Arial"/>
-          <w:sz w:val="18"/>
-          <w:szCs w:val="18"/>
-        </w:rPr>
-        <w:t>tglSurat</w:t>
-      </w:r>
-      <w:proofErr w:type="spellEnd"/>
-      <w:r>
-        <w:rPr>
-          <w:rFonts w:ascii="Arial" w:hAnsi="Arial" w:cs="Arial"/>
-          <w:sz w:val="18"/>
-          <w:szCs w:val="18"/>
-        </w:rPr>
-        <w:t>}</w:t>
+      <w:r>
+        <w:rPr>
+          <w:rFonts w:ascii="Arial" w:hAnsi="Arial" w:cs="Arial"/>
+          <w:sz w:val="18"/>
+          <w:szCs w:val="18"/>
+        </w:rPr>
+        <w:t xml:space="preserve">Tanggal : </w:t>
+      </w:r>
+      <w:r>
+        <w:rPr>
+          <w:rFonts w:ascii="Arial" w:hAnsi="Arial" w:cs="Arial"/>
+          <w:sz w:val="18"/>
+          <w:szCs w:val="18"/>
+        </w:rPr>
+        <w:t>{tglSurat}</w:t>
       </w:r>
     </w:p>
     <w:p>
@@ -227,25 +153,7 @@
           <w:sz w:val="18"/>
           <w:szCs w:val="18"/>
         </w:rPr>
-        <w:t>Hal : {</w:t>
-      </w:r>
-      <w:proofErr w:type="spellStart"/>
-      <w:r>
-        <w:rPr>
-          <w:rFonts w:ascii="Arial" w:hAnsi="Arial" w:cs="Arial"/>
-          <w:sz w:val="18"/>
-          <w:szCs w:val="18"/>
-        </w:rPr>
-        <w:t>kegiatan</w:t>
-      </w:r>
-      <w:proofErr w:type="spellEnd"/>
-      <w:r>
-        <w:rPr>
-          <w:rFonts w:ascii="Arial" w:hAnsi="Arial" w:cs="Arial"/>
-          <w:sz w:val="18"/>
-          <w:szCs w:val="18"/>
-        </w:rPr>
-        <w:t>}</w:t>
+        <w:t>Hal : {kegiatan}</w:t>
       </w:r>
     </w:p>
     <w:tbl>
@@ -793,25 +701,7 @@
                 <w:sz w:val="18"/>
                 <w:szCs w:val="18"/>
               </w:rPr>
-              <w:t>{</w:t>
-            </w:r>
-            <w:proofErr w:type="spellStart"/>
-            <w:r>
-              <w:rPr>
-                <w:rFonts w:ascii="Arial" w:hAnsi="Arial" w:cs="Arial"/>
-                <w:sz w:val="18"/>
-                <w:szCs w:val="18"/>
-              </w:rPr>
-              <w:t>gol</w:t>
-            </w:r>
-            <w:proofErr w:type="spellEnd"/>
-            <w:r>
-              <w:rPr>
-                <w:rFonts w:ascii="Arial" w:hAnsi="Arial" w:cs="Arial"/>
-                <w:sz w:val="18"/>
-                <w:szCs w:val="18"/>
-              </w:rPr>
-              <w:t>}</w:t>
+              <w:t>{gol}</w:t>
             </w:r>
           </w:p>
         </w:tc>
@@ -834,25 +724,7 @@
                 <w:sz w:val="18"/>
                 <w:szCs w:val="18"/>
               </w:rPr>
-              <w:t>{</w:t>
-            </w:r>
-            <w:proofErr w:type="spellStart"/>
-            <w:r>
-              <w:rPr>
-                <w:rFonts w:ascii="Arial" w:hAnsi="Arial" w:cs="Arial"/>
-                <w:sz w:val="18"/>
-                <w:szCs w:val="18"/>
-              </w:rPr>
-              <w:t>jabatan</w:t>
-            </w:r>
-            <w:proofErr w:type="spellEnd"/>
-            <w:r>
-              <w:rPr>
-                <w:rFonts w:ascii="Arial" w:hAnsi="Arial" w:cs="Arial"/>
-                <w:sz w:val="18"/>
-                <w:szCs w:val="18"/>
-              </w:rPr>
-              <w:t>}</w:t>
+              <w:t>{jabatan}</w:t>
             </w:r>
           </w:p>
         </w:tc>
@@ -876,25 +748,7 @@
                 <w:sz w:val="18"/>
                 <w:szCs w:val="18"/>
               </w:rPr>
-              <w:t>{</w:t>
-            </w:r>
-            <w:proofErr w:type="spellStart"/>
-            <w:r>
-              <w:rPr>
-                <w:rFonts w:ascii="Arial" w:hAnsi="Arial" w:cs="Arial"/>
-                <w:sz w:val="18"/>
-                <w:szCs w:val="18"/>
-              </w:rPr>
-              <w:t>tujuan</w:t>
-            </w:r>
-            <w:proofErr w:type="spellEnd"/>
-            <w:r>
-              <w:rPr>
-                <w:rFonts w:ascii="Arial" w:hAnsi="Arial" w:cs="Arial"/>
-                <w:sz w:val="18"/>
-                <w:szCs w:val="18"/>
-              </w:rPr>
-              <w:t>}</w:t>
+              <w:t>{tujuan}</w:t>
             </w:r>
           </w:p>
         </w:tc>
@@ -918,25 +772,7 @@
                 <w:sz w:val="18"/>
                 <w:szCs w:val="18"/>
               </w:rPr>
-              <w:t>{</w:t>
-            </w:r>
-            <w:proofErr w:type="spellStart"/>
-            <w:r>
-              <w:rPr>
-                <w:rFonts w:ascii="Arial" w:hAnsi="Arial" w:cs="Arial"/>
-                <w:sz w:val="18"/>
-                <w:szCs w:val="18"/>
-              </w:rPr>
-              <w:t>tglBerangkat</w:t>
-            </w:r>
-            <w:proofErr w:type="spellEnd"/>
-            <w:r>
-              <w:rPr>
-                <w:rFonts w:ascii="Arial" w:hAnsi="Arial" w:cs="Arial"/>
-                <w:sz w:val="18"/>
-                <w:szCs w:val="18"/>
-              </w:rPr>
-              <w:t>}</w:t>
+              <w:t>{tglBerangkat}</w:t>
             </w:r>
           </w:p>
         </w:tc>
@@ -960,18 +796,108 @@
                 <w:sz w:val="18"/>
                 <w:szCs w:val="18"/>
               </w:rPr>
+              <w:t>{tglKembali}</w:t>
+            </w:r>
+          </w:p>
+        </w:tc>
+        <w:tc>
+          <w:tcPr>
+            <w:tcW w:w="1417" w:type="dxa"/>
+          </w:tcPr>
+          <w:p>
+            <w:pPr>
+              <w:spacing w:before="40" w:after="40"/>
+              <w:rPr>
+                <w:rFonts w:ascii="Arial" w:hAnsi="Arial" w:cs="Arial"/>
+                <w:sz w:val="18"/>
+                <w:szCs w:val="18"/>
+              </w:rPr>
+            </w:pPr>
+            <w:r>
+              <w:rPr>
+                <w:rFonts w:ascii="Arial" w:hAnsi="Arial" w:cs="Arial"/>
+                <w:sz w:val="18"/>
+                <w:szCs w:val="18"/>
+              </w:rPr>
+              <w:t>{uhFormat}</w:t>
+            </w:r>
+          </w:p>
+        </w:tc>
+        <w:tc>
+          <w:tcPr>
+            <w:tcW w:w="1418" w:type="dxa"/>
+          </w:tcPr>
+          <w:p>
+            <w:pPr>
+              <w:spacing w:before="40" w:after="40"/>
+              <w:rPr>
+                <w:rFonts w:ascii="Arial" w:hAnsi="Arial" w:cs="Arial"/>
+                <w:sz w:val="18"/>
+                <w:szCs w:val="18"/>
+              </w:rPr>
+            </w:pPr>
+            <w:r>
+              <w:rPr>
+                <w:rFonts w:ascii="Arial" w:hAnsi="Arial" w:cs="Arial"/>
+                <w:sz w:val="18"/>
+                <w:szCs w:val="18"/>
+              </w:rPr>
+              <w:t>{biayaTransFormat}</w:t>
+            </w:r>
+          </w:p>
+        </w:tc>
+        <w:tc>
+          <w:tcPr>
+            <w:tcW w:w="1417" w:type="dxa"/>
+          </w:tcPr>
+          <w:p>
+            <w:pPr>
+              <w:spacing w:before="40" w:after="40"/>
+              <w:rPr>
+                <w:rFonts w:ascii="Arial" w:hAnsi="Arial" w:cs="Arial"/>
+                <w:sz w:val="18"/>
+                <w:szCs w:val="18"/>
+              </w:rPr>
+            </w:pPr>
+            <w:r>
+              <w:rPr>
+                <w:rFonts w:ascii="Arial" w:hAnsi="Arial" w:cs="Arial"/>
+                <w:sz w:val="18"/>
+                <w:szCs w:val="18"/>
+              </w:rPr>
+              <w:t>{biayaPengFormat}</w:t>
+            </w:r>
+          </w:p>
+        </w:tc>
+        <w:tc>
+          <w:tcPr>
+            <w:tcW w:w="1701" w:type="dxa"/>
+          </w:tcPr>
+          <w:p>
+            <w:pPr>
+              <w:spacing w:before="40" w:after="40"/>
+              <w:rPr>
+                <w:rFonts w:ascii="Arial" w:hAnsi="Arial" w:cs="Arial"/>
+                <w:sz w:val="18"/>
+                <w:szCs w:val="18"/>
+              </w:rPr>
+            </w:pPr>
+            <w:r>
+              <w:rPr>
+                <w:rFonts w:ascii="Arial" w:hAnsi="Arial" w:cs="Arial"/>
+                <w:sz w:val="18"/>
+                <w:szCs w:val="18"/>
+              </w:rPr>
               <w:t>{</w:t>
             </w:r>
-            <w:proofErr w:type="spellStart"/>
-            <w:r>
-              <w:rPr>
-                <w:rFonts w:ascii="Arial" w:hAnsi="Arial" w:cs="Arial"/>
-                <w:sz w:val="18"/>
-                <w:szCs w:val="18"/>
-              </w:rPr>
-              <w:t>tglKembali</w:t>
-            </w:r>
-            <w:proofErr w:type="spellEnd"/>
+            <w:r>
+              <w:rPr>
+                <w:rFonts w:ascii="Arial" w:hAnsi="Arial" w:cs="Arial"/>
+                <w:sz w:val="18"/>
+                <w:szCs w:val="18"/>
+              </w:rPr>
+              <w:t>biayaRepresentatifFormat</w:t>
+            </w:r>
             <w:r>
               <w:rPr>
                 <w:rFonts w:ascii="Arial" w:hAnsi="Arial" w:cs="Arial"/>
@@ -984,7 +910,7 @@
         </w:tc>
         <w:tc>
           <w:tcPr>
-            <w:tcW w:w="1417" w:type="dxa"/>
+            <w:tcW w:w="1418" w:type="dxa"/>
           </w:tcPr>
           <w:p>
             <w:pPr>
@@ -1001,207 +927,7 @@
                 <w:sz w:val="18"/>
                 <w:szCs w:val="18"/>
               </w:rPr>
-              <w:t>{</w:t>
-            </w:r>
-            <w:proofErr w:type="spellStart"/>
-            <w:r>
-              <w:rPr>
-                <w:rFonts w:ascii="Arial" w:hAnsi="Arial" w:cs="Arial"/>
-                <w:sz w:val="18"/>
-                <w:szCs w:val="18"/>
-              </w:rPr>
-              <w:t>uhFormat</w:t>
-            </w:r>
-            <w:proofErr w:type="spellEnd"/>
-            <w:r>
-              <w:rPr>
-                <w:rFonts w:ascii="Arial" w:hAnsi="Arial" w:cs="Arial"/>
-                <w:sz w:val="18"/>
-                <w:szCs w:val="18"/>
-              </w:rPr>
-              <w:t>}</w:t>
-            </w:r>
-          </w:p>
-        </w:tc>
-        <w:tc>
-          <w:tcPr>
-            <w:tcW w:w="1418" w:type="dxa"/>
-          </w:tcPr>
-          <w:p>
-            <w:pPr>
-              <w:spacing w:before="40" w:after="40"/>
-              <w:rPr>
-                <w:rFonts w:ascii="Arial" w:hAnsi="Arial" w:cs="Arial"/>
-                <w:sz w:val="18"/>
-                <w:szCs w:val="18"/>
-              </w:rPr>
-            </w:pPr>
-            <w:r>
-              <w:rPr>
-                <w:rFonts w:ascii="Arial" w:hAnsi="Arial" w:cs="Arial"/>
-                <w:sz w:val="18"/>
-                <w:szCs w:val="18"/>
-              </w:rPr>
-              <w:t>{</w:t>
-            </w:r>
-            <w:proofErr w:type="spellStart"/>
-            <w:r>
-              <w:rPr>
-                <w:rFonts w:ascii="Arial" w:hAnsi="Arial" w:cs="Arial"/>
-                <w:sz w:val="18"/>
-                <w:szCs w:val="18"/>
-              </w:rPr>
-              <w:t>biayaTransFormat</w:t>
-            </w:r>
-            <w:proofErr w:type="spellEnd"/>
-            <w:r>
-              <w:rPr>
-                <w:rFonts w:ascii="Arial" w:hAnsi="Arial" w:cs="Arial"/>
-                <w:sz w:val="18"/>
-                <w:szCs w:val="18"/>
-              </w:rPr>
-              <w:t>}</w:t>
-            </w:r>
-          </w:p>
-        </w:tc>
-        <w:tc>
-          <w:tcPr>
-            <w:tcW w:w="1417" w:type="dxa"/>
-          </w:tcPr>
-          <w:p>
-            <w:pPr>
-              <w:spacing w:before="40" w:after="40"/>
-              <w:rPr>
-                <w:rFonts w:ascii="Arial" w:hAnsi="Arial" w:cs="Arial"/>
-                <w:sz w:val="18"/>
-                <w:szCs w:val="18"/>
-              </w:rPr>
-            </w:pPr>
-            <w:r>
-              <w:rPr>
-                <w:rFonts w:ascii="Arial" w:hAnsi="Arial" w:cs="Arial"/>
-                <w:sz w:val="18"/>
-                <w:szCs w:val="18"/>
-              </w:rPr>
-              <w:t>{</w:t>
-            </w:r>
-            <w:proofErr w:type="spellStart"/>
-            <w:r>
-              <w:rPr>
-                <w:rFonts w:ascii="Arial" w:hAnsi="Arial" w:cs="Arial"/>
-                <w:sz w:val="18"/>
-                <w:szCs w:val="18"/>
-              </w:rPr>
-              <w:t>biayaPengFormat</w:t>
-            </w:r>
-            <w:proofErr w:type="spellEnd"/>
-            <w:r>
-              <w:rPr>
-                <w:rFonts w:ascii="Arial" w:hAnsi="Arial" w:cs="Arial"/>
-                <w:sz w:val="18"/>
-                <w:szCs w:val="18"/>
-              </w:rPr>
-              <w:t>}</w:t>
-            </w:r>
-          </w:p>
-        </w:tc>
-        <w:tc>
-          <w:tcPr>
-            <w:tcW w:w="1701" w:type="dxa"/>
-          </w:tcPr>
-          <w:p>
-            <w:pPr>
-              <w:spacing w:before="40" w:after="40"/>
-              <w:rPr>
-                <w:rFonts w:ascii="Arial" w:hAnsi="Arial" w:cs="Arial"/>
-                <w:sz w:val="18"/>
-                <w:szCs w:val="18"/>
-              </w:rPr>
-            </w:pPr>
-            <w:r>
-              <w:rPr>
-                <w:rFonts w:ascii="Arial" w:hAnsi="Arial" w:cs="Arial"/>
-                <w:sz w:val="18"/>
-                <w:szCs w:val="18"/>
-              </w:rPr>
-              <w:t>{</w:t>
-            </w:r>
-            <w:proofErr w:type="spellStart"/>
-            <w:r>
-              <w:rPr>
-                <w:rFonts w:ascii="Arial" w:hAnsi="Arial" w:cs="Arial"/>
-                <w:sz w:val="18"/>
-                <w:szCs w:val="18"/>
-              </w:rPr>
-              <w:t>biayaRepresentatifFormat</w:t>
-            </w:r>
-            <w:proofErr w:type="spellEnd"/>
-            <w:r>
-              <w:rPr>
-                <w:rFonts w:ascii="Arial" w:hAnsi="Arial" w:cs="Arial"/>
-                <w:sz w:val="18"/>
-                <w:szCs w:val="18"/>
-              </w:rPr>
-              <w:t>}</w:t>
-            </w:r>
-          </w:p>
-        </w:tc>
-        <w:tc>
-          <w:tcPr>
-            <w:tcW w:w="1418" w:type="dxa"/>
-          </w:tcPr>
-          <w:p>
-            <w:pPr>
-              <w:spacing w:before="40" w:after="40"/>
-              <w:rPr>
-                <w:rFonts w:ascii="Arial" w:hAnsi="Arial" w:cs="Arial"/>
-                <w:sz w:val="18"/>
-                <w:szCs w:val="18"/>
-              </w:rPr>
-            </w:pPr>
-            <w:r>
-              <w:rPr>
-                <w:rFonts w:ascii="Arial" w:hAnsi="Arial" w:cs="Arial"/>
-                <w:sz w:val="18"/>
-                <w:szCs w:val="18"/>
-              </w:rPr>
-              <w:t>{</w:t>
-            </w:r>
-            <w:proofErr w:type="spellStart"/>
-            <w:r>
-              <w:rPr>
-                <w:rFonts w:ascii="Arial" w:hAnsi="Arial" w:cs="Arial"/>
-                <w:sz w:val="18"/>
-                <w:szCs w:val="18"/>
-              </w:rPr>
-              <w:t>jumlahFormat</w:t>
-            </w:r>
-            <w:proofErr w:type="spellEnd"/>
-            <w:r>
-              <w:rPr>
-                <w:rFonts w:ascii="Arial" w:hAnsi="Arial" w:cs="Arial"/>
-                <w:sz w:val="18"/>
-                <w:szCs w:val="18"/>
-              </w:rPr>
-              <w:t>}{/</w:t>
-            </w:r>
-            <w:proofErr w:type="spellStart"/>
-            <w:r>
-              <w:rPr>
-                <w:rFonts w:ascii="Arial" w:hAnsi="Arial" w:cs="Arial"/>
-                <w:sz w:val="18"/>
-                <w:szCs w:val="18"/>
-              </w:rPr>
-              <w:t>pegawai</w:t>
-            </w:r>
-            <w:proofErr w:type="spellEnd"/>
-            <w:r>
-              <w:rPr>
-                <w:rFonts w:ascii="Arial" w:hAnsi="Arial" w:cs="Arial"/>
-                <w:sz w:val="18"/>
-                <w:szCs w:val="18"/>
-              </w:rPr>
-              <w:t>}</w:t>
+              <w:t>{jumlahFormat}{/pegawai}</w:t>
             </w:r>
           </w:p>
         </w:tc>
@@ -1255,25 +981,7 @@
                 <w:sz w:val="18"/>
                 <w:szCs w:val="18"/>
               </w:rPr>
-              <w:t>{</w:t>
-            </w:r>
-            <w:proofErr w:type="spellStart"/>
-            <w:r>
-              <w:rPr>
-                <w:rFonts w:ascii="Arial" w:hAnsi="Arial" w:cs="Arial"/>
-                <w:sz w:val="18"/>
-                <w:szCs w:val="18"/>
-              </w:rPr>
-              <w:t>uhTotal</w:t>
-            </w:r>
-            <w:proofErr w:type="spellEnd"/>
-            <w:r>
-              <w:rPr>
-                <w:rFonts w:ascii="Arial" w:hAnsi="Arial" w:cs="Arial"/>
-                <w:sz w:val="18"/>
-                <w:szCs w:val="18"/>
-              </w:rPr>
-              <w:t>}</w:t>
+              <w:t>{uhTotal}</w:t>
             </w:r>
           </w:p>
         </w:tc>
@@ -1296,25 +1004,7 @@
                 <w:sz w:val="18"/>
                 <w:szCs w:val="18"/>
               </w:rPr>
-              <w:t>{</w:t>
-            </w:r>
-            <w:proofErr w:type="spellStart"/>
-            <w:r>
-              <w:rPr>
-                <w:rFonts w:ascii="Arial" w:hAnsi="Arial" w:cs="Arial"/>
-                <w:sz w:val="18"/>
-                <w:szCs w:val="18"/>
-              </w:rPr>
-              <w:t>transTotal</w:t>
-            </w:r>
-            <w:proofErr w:type="spellEnd"/>
-            <w:r>
-              <w:rPr>
-                <w:rFonts w:ascii="Arial" w:hAnsi="Arial" w:cs="Arial"/>
-                <w:sz w:val="18"/>
-                <w:szCs w:val="18"/>
-              </w:rPr>
-              <w:t>}</w:t>
+              <w:t>{transTotal}</w:t>
             </w:r>
           </w:p>
         </w:tc>
@@ -1337,25 +1027,7 @@
                 <w:sz w:val="18"/>
                 <w:szCs w:val="18"/>
               </w:rPr>
-              <w:t>{</w:t>
-            </w:r>
-            <w:proofErr w:type="spellStart"/>
-            <w:r>
-              <w:rPr>
-                <w:rFonts w:ascii="Arial" w:hAnsi="Arial" w:cs="Arial"/>
-                <w:sz w:val="18"/>
-                <w:szCs w:val="18"/>
-              </w:rPr>
-              <w:t>pengTotal</w:t>
-            </w:r>
-            <w:proofErr w:type="spellEnd"/>
-            <w:r>
-              <w:rPr>
-                <w:rFonts w:ascii="Arial" w:hAnsi="Arial" w:cs="Arial"/>
-                <w:sz w:val="18"/>
-                <w:szCs w:val="18"/>
-              </w:rPr>
-              <w:t>}</w:t>
+              <w:t>{pengTotal}</w:t>
             </w:r>
           </w:p>
         </w:tc>
@@ -1393,25 +1065,7 @@
                 <w:sz w:val="18"/>
                 <w:szCs w:val="18"/>
               </w:rPr>
-              <w:t>{</w:t>
-            </w:r>
-            <w:proofErr w:type="spellStart"/>
-            <w:r>
-              <w:rPr>
-                <w:rFonts w:ascii="Arial" w:hAnsi="Arial" w:cs="Arial"/>
-                <w:sz w:val="18"/>
-                <w:szCs w:val="18"/>
-              </w:rPr>
-              <w:t>jumlahAll</w:t>
-            </w:r>
-            <w:proofErr w:type="spellEnd"/>
-            <w:r>
-              <w:rPr>
-                <w:rFonts w:ascii="Arial" w:hAnsi="Arial" w:cs="Arial"/>
-                <w:sz w:val="18"/>
-                <w:szCs w:val="18"/>
-              </w:rPr>
-              <w:t>}</w:t>
+              <w:t>{jumlahAll}</w:t>
             </w:r>
           </w:p>
         </w:tc>
@@ -1447,17 +1101,8 @@
           <w:szCs w:val="18"/>
         </w:rPr>
         <w:tab/>
-      </w:r>
-      <w:proofErr w:type="spellStart"/>
-      <w:r>
-        <w:rPr>
-          <w:rFonts w:ascii="Arial" w:hAnsi="Arial" w:cs="Arial"/>
-          <w:sz w:val="18"/>
-          <w:szCs w:val="18"/>
-        </w:rPr>
         <w:t>Mengetahui</w:t>
       </w:r>
-      <w:proofErr w:type="spellEnd"/>
       <w:r>
         <w:rPr>
           <w:rFonts w:ascii="Arial" w:hAnsi="Arial" w:cs="Arial"/>
@@ -1483,7 +1128,6 @@
         </w:rPr>
         <w:t>{</w:t>
       </w:r>
-      <w:proofErr w:type="spellStart"/>
       <w:r>
         <w:rPr>
           <w:rFonts w:ascii="Arial" w:hAnsi="Arial" w:cs="Arial"/>
@@ -1492,7 +1136,6 @@
         </w:rPr>
         <w:t>tglKembaliTTD</w:t>
       </w:r>
-      <w:proofErr w:type="spellEnd"/>
       <w:r>
         <w:rPr>
           <w:rFonts w:ascii="Arial" w:hAnsi="Arial" w:cs="Arial"/>
@@ -1522,53 +1165,8 @@
           <w:szCs w:val="18"/>
         </w:rPr>
         <w:tab/>
-      </w:r>
-      <w:proofErr w:type="spellStart"/>
-      <w:r>
-        <w:rPr>
-          <w:rFonts w:ascii="Arial" w:hAnsi="Arial" w:cs="Arial"/>
-          <w:sz w:val="18"/>
-          <w:szCs w:val="18"/>
-        </w:rPr>
-        <w:t>Pejabat</w:t>
-      </w:r>
-      <w:proofErr w:type="spellEnd"/>
-      <w:r>
-        <w:rPr>
-          <w:rFonts w:ascii="Arial" w:hAnsi="Arial" w:cs="Arial"/>
-          <w:sz w:val="18"/>
-          <w:szCs w:val="18"/>
-        </w:rPr>
-        <w:t xml:space="preserve"> </w:t>
-      </w:r>
-      <w:proofErr w:type="spellStart"/>
-      <w:r>
-        <w:rPr>
-          <w:rFonts w:ascii="Arial" w:hAnsi="Arial" w:cs="Arial"/>
-          <w:sz w:val="18"/>
-          <w:szCs w:val="18"/>
-        </w:rPr>
-        <w:t>Pembuat</w:t>
-      </w:r>
-      <w:proofErr w:type="spellEnd"/>
-      <w:r>
-        <w:rPr>
-          <w:rFonts w:ascii="Arial" w:hAnsi="Arial" w:cs="Arial"/>
-          <w:sz w:val="18"/>
-          <w:szCs w:val="18"/>
-        </w:rPr>
-        <w:t xml:space="preserve"> </w:t>
-      </w:r>
-      <w:proofErr w:type="spellStart"/>
-      <w:r>
-        <w:rPr>
-          <w:rFonts w:ascii="Arial" w:hAnsi="Arial" w:cs="Arial"/>
-          <w:sz w:val="18"/>
-          <w:szCs w:val="18"/>
-        </w:rPr>
-        <w:t>Komitmen</w:t>
-      </w:r>
-      <w:proofErr w:type="spellEnd"/>
+        <w:t>Pejabat Pembuat Komitmen</w:t>
+      </w:r>
       <w:r>
         <w:rPr>
           <w:rFonts w:ascii="Arial" w:hAnsi="Arial" w:cs="Arial"/>
@@ -1576,35 +1174,8 @@
           <w:szCs w:val="18"/>
         </w:rPr>
         <w:tab/>
-      </w:r>
-      <w:proofErr w:type="spellStart"/>
-      <w:r>
-        <w:rPr>
-          <w:rFonts w:ascii="Arial" w:hAnsi="Arial" w:cs="Arial"/>
-          <w:sz w:val="18"/>
-          <w:szCs w:val="18"/>
-        </w:rPr>
-        <w:t>Bendahara</w:t>
-      </w:r>
-      <w:proofErr w:type="spellEnd"/>
-      <w:r>
-        <w:rPr>
-          <w:rFonts w:ascii="Arial" w:hAnsi="Arial" w:cs="Arial"/>
-          <w:sz w:val="18"/>
-          <w:szCs w:val="18"/>
-        </w:rPr>
-        <w:t xml:space="preserve"> </w:t>
-      </w:r>
-      <w:proofErr w:type="spellStart"/>
-      <w:r>
-        <w:rPr>
-          <w:rFonts w:ascii="Arial" w:hAnsi="Arial" w:cs="Arial"/>
-          <w:sz w:val="18"/>
-          <w:szCs w:val="18"/>
-        </w:rPr>
-        <w:t>Pengeluaran</w:t>
-      </w:r>
-      <w:proofErr w:type="spellEnd"/>
+        <w:t>Bendahara Pengeluaran</w:t>
+      </w:r>
     </w:p>
     <w:p>
       <w:pPr>
@@ -1712,7 +1283,6 @@
         </w:rPr>
         <w:tab/>
       </w:r>
-      <w:proofErr w:type="spellStart"/>
       <w:r>
         <w:rPr>
           <w:rFonts w:ascii="Arial" w:hAnsi="Arial" w:cs="Arial"/>
@@ -1721,31 +1291,8 @@
           <w:sz w:val="18"/>
           <w:szCs w:val="18"/>
         </w:rPr>
-        <w:t>Hj</w:t>
-      </w:r>
-      <w:proofErr w:type="spellEnd"/>
-      <w:r>
-        <w:rPr>
-          <w:rFonts w:ascii="Arial" w:hAnsi="Arial" w:cs="Arial"/>
-          <w:b/>
-          <w:bCs/>
-          <w:sz w:val="18"/>
-          <w:szCs w:val="18"/>
-        </w:rPr>
-        <w:t xml:space="preserve">. Rini Rosmini, </w:t>
-      </w:r>
-      <w:proofErr w:type="spellStart"/>
-      <w:r>
-        <w:rPr>
-          <w:rFonts w:ascii="Arial" w:hAnsi="Arial" w:cs="Arial"/>
-          <w:b/>
-          <w:bCs/>
-          <w:sz w:val="18"/>
-          <w:szCs w:val="18"/>
-        </w:rPr>
-        <w:t>S.Sy</w:t>
-      </w:r>
-      <w:proofErr w:type="spellEnd"/>
+        <w:t>Hj. Rini Rosmini, S.Sy</w:t>
+      </w:r>
     </w:p>
     <w:p>
       <w:pPr>
@@ -2409,6 +1956,7 @@
   <w:style w:type="character" w:default="1" w:styleId="DefaultParagraphFont">
     <w:name w:val="Default Paragraph Font"/>
     <w:uiPriority w:val="1"/>
+    <w:semiHidden/>
     <w:unhideWhenUsed/>
   </w:style>
   <w:style w:type="table" w:default="1" w:styleId="TableNormal">

--- a/public/nominatif-format-kakanwil.docx
+++ b/public/nominatif-format-kakanwil.docx
@@ -1,6 +1,6 @@
 
 <file path=word/document.xml><?xml version="1.0" encoding="utf-8"?>
-<w:document xmlns:wpc="http://schemas.microsoft.com/office/word/2010/wordprocessingCanvas" xmlns:cx="http://schemas.microsoft.com/office/drawing/2014/chartex" xmlns:cx1="http://schemas.microsoft.com/office/drawing/2015/9/8/chartex" xmlns:cx2="http://schemas.microsoft.com/office/drawing/2015/10/21/chartex" xmlns:cx3="http://schemas.microsoft.com/office/drawing/2016/5/9/chartex" xmlns:cx4="http://schemas.microsoft.com/office/drawing/2016/5/10/chartex" xmlns:cx5="http://schemas.microsoft.com/office/drawing/2016/5/11/chartex" xmlns:cx6="http://schemas.microsoft.com/office/drawing/2016/5/12/chartex" xmlns:cx7="http://schemas.microsoft.com/office/drawing/2016/5/13/chartex" xmlns:cx8="http://schemas.microsoft.com/office/drawing/2016/5/14/chartex" xmlns:mc="http://schemas.openxmlformats.org/markup-compatibility/2006" xmlns:aink="http://schemas.microsoft.com/office/drawing/2016/ink" xmlns:am3d="http://schemas.microsoft.com/office/drawing/2017/model3d" xmlns:o="urn:schemas-microsoft-com:office:office" xmlns:oel="http://schemas.microsoft.com/office/2019/extlst" xmlns:r="http://schemas.openxmlformats.org/officeDocument/2006/relationships" xmlns:m="http://schemas.openxmlformats.org/officeDocument/2006/math" xmlns:v="urn:schemas-microsoft-com:vml" xmlns:wp14="http://schemas.microsoft.com/office/word/2010/wordprocessingDrawing" xmlns:wp="http://schemas.openxmlformats.org/drawingml/2006/wordprocessingDrawing" xmlns:w10="urn:schemas-microsoft-com:office:word" xmlns:w="http://schemas.openxmlformats.org/wordprocessingml/2006/main" xmlns:w14="http://schemas.microsoft.com/office/word/2010/wordml" xmlns:w15="http://schemas.microsoft.com/office/word/2012/wordml" xmlns:w16cex="http://schemas.microsoft.com/office/word/2018/wordml/cex" xmlns:w16cid="http://schemas.microsoft.com/office/word/2016/wordml/cid" xmlns:w16="http://schemas.microsoft.com/office/word/2018/wordml" xmlns:w16du="http://schemas.microsoft.com/office/word/2023/wordml/word16du" xmlns:w16sdtdh="http://schemas.microsoft.com/office/word/2020/wordml/sdtdatahash" xmlns:w16sdtfl="http://schemas.microsoft.com/office/word/2024/wordml/sdtformatlock" xmlns:w16se="http://schemas.microsoft.com/office/word/2015/wordml/symex" xmlns:wpg="http://schemas.microsoft.com/office/word/2010/wordprocessingGroup" xmlns:wpi="http://schemas.microsoft.com/office/word/2010/wordprocessingInk" xmlns:wne="http://schemas.microsoft.com/office/word/2006/wordml" xmlns:wps="http://schemas.microsoft.com/office/word/2010/wordprocessingShape" mc:Ignorable="w14 w15 w16se w16cid w16 w16cex w16sdtdh w16sdtfl w16du wp14">
+<w:document xmlns:wpc="http://schemas.microsoft.com/office/word/2010/wordprocessingCanvas" xmlns:cx="http://schemas.microsoft.com/office/drawing/2014/chartex" xmlns:cx1="http://schemas.microsoft.com/office/drawing/2015/9/8/chartex" xmlns:cx2="http://schemas.microsoft.com/office/drawing/2015/10/21/chartex" xmlns:cx3="http://schemas.microsoft.com/office/drawing/2016/5/9/chartex" xmlns:cx4="http://schemas.microsoft.com/office/drawing/2016/5/10/chartex" xmlns:cx5="http://schemas.microsoft.com/office/drawing/2016/5/11/chartex" xmlns:cx6="http://schemas.microsoft.com/office/drawing/2016/5/12/chartex" xmlns:cx7="http://schemas.microsoft.com/office/drawing/2016/5/13/chartex" xmlns:cx8="http://schemas.microsoft.com/office/drawing/2016/5/14/chartex" xmlns:mc="http://schemas.openxmlformats.org/markup-compatibility/2006" xmlns:aink="http://schemas.microsoft.com/office/drawing/2016/ink" xmlns:am3d="http://schemas.microsoft.com/office/drawing/2017/model3d" xmlns:o="urn:schemas-microsoft-com:office:office" xmlns:oel="http://schemas.microsoft.com/office/2019/extlst" xmlns:r="http://schemas.openxmlformats.org/officeDocument/2006/relationships" xmlns:m="http://schemas.openxmlformats.org/officeDocument/2006/math" xmlns:v="urn:schemas-microsoft-com:vml" xmlns:wp14="http://schemas.microsoft.com/office/word/2010/wordprocessingDrawing" xmlns:wp="http://schemas.openxmlformats.org/drawingml/2006/wordprocessingDrawing" xmlns:w10="urn:schemas-microsoft-com:office:word" xmlns:w="http://schemas.openxmlformats.org/wordprocessingml/2006/main" xmlns:w14="http://schemas.microsoft.com/office/word/2010/wordml" xmlns:w15="http://schemas.microsoft.com/office/word/2012/wordml" xmlns:w16cei="http://schemas.microsoft.com/office/word/2026/wordml/cei" xmlns:w16cex="http://schemas.microsoft.com/office/word/2018/wordml/cex" xmlns:w16cid="http://schemas.microsoft.com/office/word/2016/wordml/cid" xmlns:w16="http://schemas.microsoft.com/office/word/2018/wordml" xmlns:w16du="http://schemas.microsoft.com/office/word/2023/wordml/word16du" xmlns:w16sdtdh="http://schemas.microsoft.com/office/word/2020/wordml/sdtdatahash" xmlns:w16sdtfl="http://schemas.microsoft.com/office/word/2024/wordml/sdtformatlock" xmlns:w16se="http://schemas.microsoft.com/office/word/2015/wordml/symex" xmlns:wpg="http://schemas.microsoft.com/office/word/2010/wordprocessingGroup" xmlns:wpi="http://schemas.microsoft.com/office/word/2010/wordprocessingInk" xmlns:wne="http://schemas.microsoft.com/office/word/2006/wordml" xmlns:wps="http://schemas.microsoft.com/office/word/2010/wordprocessingShape" mc:Ignorable="w14 w15 w16se w16cid w16 w16cex w16sdtdh w16sdtfl w16du wp14">
   <w:body>
     <w:p>
       <w:pPr>
@@ -1273,7 +1273,7 @@
           <w:szCs w:val="18"/>
           <w:lang w:val="id-ID"/>
         </w:rPr>
-        <w:t>H. Boy Shubhul Muniir, ST.,S.Pd l.,M.M.</w:t>
+        <w:t>{namaPpk}</w:t>
       </w:r>
       <w:r>
         <w:rPr>
@@ -1314,7 +1314,7 @@
           <w:szCs w:val="18"/>
         </w:rPr>
         <w:tab/>
-        <w:t xml:space="preserve">NIP. </w:t>
+        <w:t>NIP.</w:t>
       </w:r>
       <w:r>
         <w:rPr>
@@ -1323,7 +1323,7 @@
           <w:szCs w:val="18"/>
           <w:lang w:val="id-ID"/>
         </w:rPr>
-        <w:t>198006132007011012</w:t>
+        <w:t xml:space="preserve"> {nipPpk}</w:t>
       </w:r>
       <w:r>
         <w:rPr>

--- a/public/nominatif-format-kakanwil.docx
+++ b/public/nominatif-format-kakanwil.docx
@@ -1291,7 +1291,7 @@
           <w:sz w:val="18"/>
           <w:szCs w:val="18"/>
         </w:rPr>
-        <w:t>Hj. Rini Rosmini, S.Sy</w:t>
+        <w:t>{namaBendahara}</w:t>
       </w:r>
     </w:p>
     <w:p>
@@ -1340,7 +1340,15 @@
           <w:sz w:val="18"/>
           <w:szCs w:val="18"/>
         </w:rPr>
-        <w:t xml:space="preserve"> 198004142007102002</w:t>
+        <w:t xml:space="preserve"> </w:t>
+      </w:r>
+      <w:r>
+        <w:rPr>
+          <w:rFonts w:ascii="Arial" w:hAnsi="Arial" w:cs="Arial"/>
+          <w:sz w:val="18"/>
+          <w:szCs w:val="18"/>
+        </w:rPr>
+        <w:t>{nipBendahara}</w:t>
       </w:r>
     </w:p>
     <w:sectPr>
